--- a/Descripcion-UC/Descripcion-UC009.docx
+++ b/Descripcion-UC/Descripcion-UC009.docx
@@ -1502,15 +1502,7 @@
               <w:rPr>
                 <w:rFonts w:hint="default"/>
               </w:rPr>
-              <w:t>3.3 Se cancela la operac</w:t>
-            </w:r>
-            <w:bookmarkStart w:id="0" w:name="_GoBack"/>
-            <w:bookmarkEnd w:id="0"/>
-            <w:r>
-              <w:rPr>
-                <w:rFonts w:hint="default"/>
-              </w:rPr>
-              <w:t>ión.</w:t>
+              <w:t>3.3 Se cancela la operación.</w:t>
             </w:r>
           </w:p>
         </w:tc>
@@ -1591,34 +1583,9 @@
             <w:r>
               <w:rPr>
                 <w:rFonts w:hint="default"/>
-              </w:rPr>
-              <w:t>Determinar tipo de factura</w:t>
-            </w:r>
-            <w:r>
-              <w:rPr>
-                <w:rFonts w:hint="default"/>
                 <w:lang w:val="es-MX"/>
               </w:rPr>
-              <w:t xml:space="preserve">, </w:t>
-            </w:r>
-            <w:r>
-              <w:rPr>
-                <w:rFonts w:hint="default"/>
-              </w:rPr>
-              <w:t>Generar comprobante fiscal</w:t>
-            </w:r>
-            <w:r>
-              <w:rPr>
-                <w:rFonts w:hint="default"/>
-                <w:lang w:val="es-MX"/>
-              </w:rPr>
-              <w:t xml:space="preserve"> y </w:t>
-            </w:r>
-            <w:r>
-              <w:rPr>
-                <w:rFonts w:hint="default"/>
-              </w:rPr>
-              <w:t>Registrar datos de la factura</w:t>
+              <w:t>No aplica</w:t>
             </w:r>
           </w:p>
         </w:tc>
@@ -1753,6 +1720,8 @@
       <w:pPr>
         <w:spacing w:line="276" w:lineRule="auto"/>
       </w:pPr>
+      <w:bookmarkStart w:id="0" w:name="_GoBack"/>
+      <w:bookmarkEnd w:id="0"/>
     </w:p>
     <w:sectPr>
       <w:pgSz w:w="11906" w:h="16838"/>
@@ -2305,9 +2274,12 @@
 </file>
 
 <file path=customXml/item2.xml><?xml version="1.0" encoding="utf-8"?>
-<p:properties xmlns:p="http://schemas.microsoft.com/office/2006/metadata/properties" xmlns:xsi="http://www.w3.org/2001/XMLSchema-instance" xmlns:pc="http://schemas.microsoft.com/office/infopath/2007/PartnerControls">
-  <documentManagement/>
-</p:properties>
+<?mso-contentType ?>
+<FormTemplates xmlns="http://schemas.microsoft.com/sharepoint/v3/contenttype/forms">
+  <Display>DocumentLibraryForm</Display>
+  <Edit>DocumentLibraryForm</Edit>
+  <New>DocumentLibraryForm</New>
+</FormTemplates>
 </file>
 
 <file path=customXml/item3.xml><?xml version="1.0" encoding="utf-8"?>
@@ -2425,12 +2397,9 @@
 </file>
 
 <file path=customXml/item4.xml><?xml version="1.0" encoding="utf-8"?>
-<?mso-contentType ?>
-<FormTemplates xmlns="http://schemas.microsoft.com/sharepoint/v3/contenttype/forms">
-  <Display>DocumentLibraryForm</Display>
-  <Edit>DocumentLibraryForm</Edit>
-  <New>DocumentLibraryForm</New>
-</FormTemplates>
+<p:properties xmlns:p="http://schemas.microsoft.com/office/2006/metadata/properties" xmlns:xsi="http://www.w3.org/2001/XMLSchema-instance" xmlns:pc="http://schemas.microsoft.com/office/infopath/2007/PartnerControls">
+  <documentManagement/>
+</p:properties>
 </file>
 
 <file path=customXml/itemProps1.xml><?xml version="1.0" encoding="utf-8"?>
@@ -2442,7 +2411,7 @@
 </file>
 
 <file path=customXml/itemProps2.xml><?xml version="1.0" encoding="utf-8"?>
-<ds:datastoreItem xmlns:ds="http://schemas.openxmlformats.org/officeDocument/2006/customXml" ds:itemID="{3235D19B-92AA-40D1-A250-F0977FEF6321}">
+<ds:datastoreItem xmlns:ds="http://schemas.openxmlformats.org/officeDocument/2006/customXml" ds:itemID="{67E9B3C8-8EB5-4E4C-ADEE-70B6197AA4AD}">
   <ds:schemaRefs/>
 </ds:datastoreItem>
 </file>
@@ -2454,7 +2423,7 @@
 </file>
 
 <file path=customXml/itemProps4.xml><?xml version="1.0" encoding="utf-8"?>
-<ds:datastoreItem xmlns:ds="http://schemas.openxmlformats.org/officeDocument/2006/customXml" ds:itemID="{67E9B3C8-8EB5-4E4C-ADEE-70B6197AA4AD}">
+<ds:datastoreItem xmlns:ds="http://schemas.openxmlformats.org/officeDocument/2006/customXml" ds:itemID="{3235D19B-92AA-40D1-A250-F0977FEF6321}">
   <ds:schemaRefs/>
 </ds:datastoreItem>
 </file>